--- a/docs/manual/편별/기획워크벤치_사용설명서_01_시작하기와 공통 기능.docx
+++ b/docs/manual/편별/기획워크벤치_사용설명서_01_시작하기와 공통 기능.docx
@@ -87,52 +87,38 @@
     </w:p>
     <w:p>
       <w:pPr>
-        <w:spacing w:after="120"/>
-      </w:pPr>
+        <w:spacing w:before="200" w:after="120"/>
+        <w:tabs>
+          <w:tab w:val="left" w:pos="300"/>
+        </w:tabs>
+        <w:ind w:left="0"/>
+        <w:shd w:val="clear" w:color="auto" w:fill="EEF2F8"/>
+      </w:pPr>
+      <w:r>
+        <w:tab/>
+      </w:r>
       <w:r>
         <w:rPr>
           <w:b/>
-          <w:bCs/>
+          <w:color w:val="1F4E9A"/>
           <w:sz w:val="36"/>
           <w:szCs w:val="36"/>
         </w:rPr>
-        <w:lastRenderedPageBreak/>
         <w:t>차례</w:t>
-      </w:r>
-    </w:p>
-    <w:p>
-      <w:pPr>
-        <w:spacing w:after="200"/>
-      </w:pPr>
-      <w:r>
-        <w:rPr>
-          <w:color w:val="57606A"/>
-          <w:sz w:val="18"/>
-          <w:szCs w:val="18"/>
-        </w:rPr>
-        <w:t>내용을 고쳐 쪽 번호가 바뀌면 차례 위에서 오른쪽 클릭 → 필드 업데이트를 누르세요.</w:t>
       </w:r>
     </w:p>
     <w:p>
       <w:pPr>
         <w:pStyle w:val="11"/>
         <w:tabs>
-          <w:tab w:val="right" w:leader="dot" w:pos="9628"/>
+          <w:tab w:val="right" w:leader="dot" w:pos="9340"/>
         </w:tabs>
-        <w:rPr>
-          <w:rFonts w:asciiTheme="minorHAnsi" w:eastAsiaTheme="minorEastAsia" w:hAnsiTheme="minorHAnsi" w:cstheme="minorBidi"/>
-          <w:b w:val="0"/>
-          <w:bCs w:val="0"/>
-          <w:noProof/>
-          <w:color w:val="auto"/>
-          <w:kern w:val="2"/>
-          <w:sz w:val="22"/>
-          <w:szCs w:val="24"/>
-          <w14:ligatures w14:val="standardContextual"/>
-        </w:rPr>
-      </w:pPr>
-      <w:r>
-        <w:fldChar w:fldCharType="begin" w:dirty="true"/>
+        <w:spacing w:before="90" w:after="0" w:line="276" w:lineRule="auto"/>
+        <w:ind w:left="0" w:leftChars="0" w:firstLine="300"/>
+        <w:shd w:val="clear" w:color="auto" w:fill="EEF2F8"/>
+      </w:pPr>
+      <w:r>
+        <w:fldChar w:fldCharType="begin"/>
       </w:r>
       <w:r>
         <w:instrText xml:space="preserve"> TOC \o "1-2" \h \z \u </w:instrText>
@@ -142,594 +128,497 @@
       </w:r>
       <w:r>
         <w:rPr>
-          <w:rStyle w:val="a5"/>
-          <w:noProof/>
+          <w:b/>
+          <w:color w:val="1F4E9A"/>
         </w:rPr>
         <w:t xml:space="preserve">이 편을 읽기 전에</w:t>
       </w:r>
       <w:r>
         <w:rPr>
-          <w:noProof/>
-        </w:rPr>
-        <w:fldChar w:fldCharType="begin"/>
-      </w:r>
-      <w:r>
-        <w:rPr>
-          <w:noProof/>
-        </w:rPr>
-        <w:instrText xml:space="preserve"> PAGEREF _Toc243436662 \h </w:instrText>
-      </w:r>
-      <w:r>
-        <w:rPr>
-          <w:noProof/>
-        </w:rPr>
-      </w:r>
-      <w:r>
-        <w:rPr>
-          <w:noProof/>
-        </w:rPr>
-        <w:fldChar w:fldCharType="separate"/>
-      </w:r>
-      <w:r>
-        <w:rPr>
-          <w:noProof/>
-        </w:rPr>
-        <w:fldChar w:fldCharType="end"/>
+          <w:b/>
+          <w:color w:val="1F4E9A"/>
+        </w:rPr>
+        <w:tab/>
+      </w:r>
+      <w:r>
+        <w:rPr>
+          <w:b/>
+          <w:color w:val="1F4E9A"/>
+        </w:rPr>
+        <w:t>3</w:t>
       </w:r>
     </w:p>
     <w:p>
       <w:pPr>
         <w:pStyle w:val="20"/>
         <w:tabs>
-          <w:tab w:val="right" w:leader="dot" w:pos="9628"/>
+          <w:tab w:val="right" w:leader="dot" w:pos="9340"/>
         </w:tabs>
-        <w:ind w:left="420"/>
-        <w:rPr>
-          <w:rFonts w:asciiTheme="minorHAnsi" w:eastAsiaTheme="minorEastAsia" w:hAnsiTheme="minorHAnsi" w:cstheme="minorBidi"/>
-          <w:noProof/>
-          <w:color w:val="auto"/>
-          <w:kern w:val="2"/>
-          <w:sz w:val="22"/>
-          <w:szCs w:val="24"/>
-          <w14:ligatures w14:val="standardContextual"/>
-        </w:rPr>
-      </w:pPr>
-      <w:r>
-        <w:rPr>
-          <w:rStyle w:val="a5"/>
-          <w:noProof/>
+        <w:spacing w:before="0" w:after="0" w:line="276" w:lineRule="auto"/>
+        <w:ind w:left="0" w:leftChars="0" w:firstLine="760"/>
+        <w:shd w:val="clear" w:color="auto" w:fill="EEF2F8"/>
+      </w:pPr>
+      <w:r>
+        <w:rPr>
+          <w:color w:val="333333"/>
         </w:rPr>
         <w:t xml:space="preserve">이 편의 구성</w:t>
       </w:r>
       <w:r>
         <w:rPr>
-          <w:noProof/>
-        </w:rPr>
+          <w:color w:val="333333"/>
+        </w:rPr>
+        <w:tab/>
+      </w:r>
+      <w:r>
+        <w:rPr>
+          <w:color w:val="333333"/>
+        </w:rPr>
+        <w:t>3</w:t>
       </w:r>
     </w:p>
     <w:p>
       <w:pPr>
         <w:pStyle w:val="20"/>
         <w:tabs>
-          <w:tab w:val="right" w:leader="dot" w:pos="9628"/>
+          <w:tab w:val="right" w:leader="dot" w:pos="9340"/>
         </w:tabs>
-        <w:ind w:left="420"/>
-        <w:rPr>
-          <w:rFonts w:asciiTheme="minorHAnsi" w:eastAsiaTheme="minorEastAsia" w:hAnsiTheme="minorHAnsi" w:cstheme="minorBidi"/>
-          <w:noProof/>
-          <w:color w:val="auto"/>
-          <w:kern w:val="2"/>
-          <w:sz w:val="22"/>
-          <w:szCs w:val="24"/>
-          <w14:ligatures w14:val="standardContextual"/>
-        </w:rPr>
-      </w:pPr>
-      <w:r>
-        <w:rPr>
-          <w:rStyle w:val="a5"/>
-          <w:noProof/>
+        <w:spacing w:before="0" w:after="0" w:line="276" w:lineRule="auto"/>
+        <w:ind w:left="0" w:leftChars="0" w:firstLine="760"/>
+        <w:shd w:val="clear" w:color="auto" w:fill="EEF2F8"/>
+      </w:pPr>
+      <w:r>
+        <w:rPr>
+          <w:color w:val="333333"/>
         </w:rPr>
         <w:t xml:space="preserve">전체 편 목록</w:t>
       </w:r>
       <w:r>
         <w:rPr>
-          <w:noProof/>
-        </w:rPr>
+          <w:color w:val="333333"/>
+        </w:rPr>
+        <w:tab/>
+      </w:r>
+      <w:r>
+        <w:rPr>
+          <w:color w:val="333333"/>
+        </w:rPr>
+        <w:t>3</w:t>
       </w:r>
     </w:p>
     <w:p>
       <w:pPr>
         <w:pStyle w:val="11"/>
         <w:tabs>
-          <w:tab w:val="right" w:leader="dot" w:pos="9628"/>
+          <w:tab w:val="right" w:leader="dot" w:pos="9340"/>
         </w:tabs>
-        <w:rPr>
-          <w:rFonts w:asciiTheme="minorHAnsi" w:eastAsiaTheme="minorEastAsia" w:hAnsiTheme="minorHAnsi" w:cstheme="minorBidi"/>
-          <w:b w:val="0"/>
-          <w:bCs w:val="0"/>
-          <w:noProof/>
-          <w:color w:val="auto"/>
-          <w:kern w:val="2"/>
-          <w:sz w:val="22"/>
-          <w:szCs w:val="24"/>
-          <w14:ligatures w14:val="standardContextual"/>
-        </w:rPr>
-      </w:pPr>
-      <w:r>
-        <w:rPr>
-          <w:rStyle w:val="a5"/>
-          <w:noProof/>
+        <w:spacing w:before="90" w:after="0" w:line="276" w:lineRule="auto"/>
+        <w:ind w:left="0" w:leftChars="0" w:firstLine="300"/>
+        <w:shd w:val="clear" w:color="auto" w:fill="EEF2F8"/>
+      </w:pPr>
+      <w:r>
+        <w:rPr>
+          <w:b/>
+          <w:color w:val="1F4E9A"/>
         </w:rPr>
         <w:t xml:space="preserve">1. 기획 워크벤치 소개</w:t>
       </w:r>
       <w:r>
         <w:rPr>
-          <w:noProof/>
-        </w:rPr>
-        <w:fldChar w:fldCharType="begin"/>
-      </w:r>
-      <w:r>
-        <w:rPr>
-          <w:noProof/>
-        </w:rPr>
-        <w:instrText xml:space="preserve"> PAGEREF _Toc243436662 \h </w:instrText>
-      </w:r>
-      <w:r>
-        <w:rPr>
-          <w:noProof/>
-        </w:rPr>
-      </w:r>
-      <w:r>
-        <w:rPr>
-          <w:noProof/>
-        </w:rPr>
-        <w:fldChar w:fldCharType="separate"/>
-      </w:r>
-      <w:r>
-        <w:rPr>
-          <w:noProof/>
-        </w:rPr>
-        <w:fldChar w:fldCharType="end"/>
+          <w:b/>
+          <w:color w:val="1F4E9A"/>
+        </w:rPr>
+        <w:tab/>
+      </w:r>
+      <w:r>
+        <w:rPr>
+          <w:b/>
+          <w:color w:val="1F4E9A"/>
+        </w:rPr>
+        <w:t>4</w:t>
       </w:r>
     </w:p>
     <w:p>
       <w:pPr>
         <w:pStyle w:val="20"/>
         <w:tabs>
-          <w:tab w:val="right" w:leader="dot" w:pos="9628"/>
+          <w:tab w:val="right" w:leader="dot" w:pos="9340"/>
         </w:tabs>
-        <w:ind w:left="420"/>
-        <w:rPr>
-          <w:rFonts w:asciiTheme="minorHAnsi" w:eastAsiaTheme="minorEastAsia" w:hAnsiTheme="minorHAnsi" w:cstheme="minorBidi"/>
-          <w:noProof/>
-          <w:color w:val="auto"/>
-          <w:kern w:val="2"/>
-          <w:sz w:val="22"/>
-          <w:szCs w:val="24"/>
-          <w14:ligatures w14:val="standardContextual"/>
-        </w:rPr>
-      </w:pPr>
-      <w:r>
-        <w:rPr>
-          <w:rStyle w:val="a5"/>
-          <w:noProof/>
+        <w:spacing w:before="0" w:after="0" w:line="276" w:lineRule="auto"/>
+        <w:ind w:left="0" w:leftChars="0" w:firstLine="760"/>
+        <w:shd w:val="clear" w:color="auto" w:fill="EEF2F8"/>
+      </w:pPr>
+      <w:r>
+        <w:rPr>
+          <w:color w:val="333333"/>
         </w:rPr>
         <w:t xml:space="preserve">1.1 이 문서를 읽는 방법</w:t>
       </w:r>
       <w:r>
         <w:rPr>
-          <w:noProof/>
-        </w:rPr>
+          <w:color w:val="333333"/>
+        </w:rPr>
+        <w:tab/>
+      </w:r>
+      <w:r>
+        <w:rPr>
+          <w:color w:val="333333"/>
+        </w:rPr>
+        <w:t>4</w:t>
       </w:r>
     </w:p>
     <w:p>
       <w:pPr>
         <w:pStyle w:val="20"/>
         <w:tabs>
-          <w:tab w:val="right" w:leader="dot" w:pos="9628"/>
+          <w:tab w:val="right" w:leader="dot" w:pos="9340"/>
         </w:tabs>
-        <w:ind w:left="420"/>
-        <w:rPr>
-          <w:rFonts w:asciiTheme="minorHAnsi" w:eastAsiaTheme="minorEastAsia" w:hAnsiTheme="minorHAnsi" w:cstheme="minorBidi"/>
-          <w:noProof/>
-          <w:color w:val="auto"/>
-          <w:kern w:val="2"/>
-          <w:sz w:val="22"/>
-          <w:szCs w:val="24"/>
-          <w14:ligatures w14:val="standardContextual"/>
-        </w:rPr>
-      </w:pPr>
-      <w:r>
-        <w:rPr>
-          <w:rStyle w:val="a5"/>
-          <w:noProof/>
+        <w:spacing w:before="0" w:after="0" w:line="276" w:lineRule="auto"/>
+        <w:ind w:left="0" w:leftChars="0" w:firstLine="760"/>
+        <w:shd w:val="clear" w:color="auto" w:fill="EEF2F8"/>
+      </w:pPr>
+      <w:r>
+        <w:rPr>
+          <w:color w:val="333333"/>
         </w:rPr>
         <w:t xml:space="preserve">1.2 도구 한눈에 보기</w:t>
       </w:r>
       <w:r>
         <w:rPr>
-          <w:noProof/>
-        </w:rPr>
+          <w:color w:val="333333"/>
+        </w:rPr>
+        <w:tab/>
+      </w:r>
+      <w:r>
+        <w:rPr>
+          <w:color w:val="333333"/>
+        </w:rPr>
+        <w:t>4</w:t>
       </w:r>
     </w:p>
     <w:p>
       <w:pPr>
         <w:pStyle w:val="20"/>
         <w:tabs>
-          <w:tab w:val="right" w:leader="dot" w:pos="9628"/>
+          <w:tab w:val="right" w:leader="dot" w:pos="9340"/>
         </w:tabs>
-        <w:ind w:left="420"/>
-        <w:rPr>
-          <w:rFonts w:asciiTheme="minorHAnsi" w:eastAsiaTheme="minorEastAsia" w:hAnsiTheme="minorHAnsi" w:cstheme="minorBidi"/>
-          <w:noProof/>
-          <w:color w:val="auto"/>
-          <w:kern w:val="2"/>
-          <w:sz w:val="22"/>
-          <w:szCs w:val="24"/>
-          <w14:ligatures w14:val="standardContextual"/>
-        </w:rPr>
-      </w:pPr>
-      <w:r>
-        <w:rPr>
-          <w:rStyle w:val="a5"/>
-          <w:noProof/>
+        <w:spacing w:before="0" w:after="0" w:line="276" w:lineRule="auto"/>
+        <w:ind w:left="0" w:leftChars="0" w:firstLine="760"/>
+        <w:shd w:val="clear" w:color="auto" w:fill="EEF2F8"/>
+      </w:pPr>
+      <w:r>
+        <w:rPr>
+          <w:color w:val="333333"/>
         </w:rPr>
         <w:t xml:space="preserve">1.3 실행과 데이터</w:t>
       </w:r>
       <w:r>
         <w:rPr>
-          <w:noProof/>
-        </w:rPr>
+          <w:color w:val="333333"/>
+        </w:rPr>
+        <w:tab/>
+      </w:r>
+      <w:r>
+        <w:rPr>
+          <w:color w:val="333333"/>
+        </w:rPr>
+        <w:t>5</w:t>
       </w:r>
     </w:p>
     <w:p>
       <w:pPr>
         <w:pStyle w:val="20"/>
         <w:tabs>
-          <w:tab w:val="right" w:leader="dot" w:pos="9628"/>
+          <w:tab w:val="right" w:leader="dot" w:pos="9340"/>
         </w:tabs>
-        <w:ind w:left="420"/>
-        <w:rPr>
-          <w:rFonts w:asciiTheme="minorHAnsi" w:eastAsiaTheme="minorEastAsia" w:hAnsiTheme="minorHAnsi" w:cstheme="minorBidi"/>
-          <w:noProof/>
-          <w:color w:val="auto"/>
-          <w:kern w:val="2"/>
-          <w:sz w:val="22"/>
-          <w:szCs w:val="24"/>
-          <w14:ligatures w14:val="standardContextual"/>
-        </w:rPr>
-      </w:pPr>
-      <w:r>
-        <w:rPr>
-          <w:rStyle w:val="a5"/>
-          <w:noProof/>
+        <w:spacing w:before="0" w:after="0" w:line="276" w:lineRule="auto"/>
+        <w:ind w:left="0" w:leftChars="0" w:firstLine="760"/>
+        <w:shd w:val="clear" w:color="auto" w:fill="EEF2F8"/>
+      </w:pPr>
+      <w:r>
+        <w:rPr>
+          <w:color w:val="333333"/>
         </w:rPr>
         <w:t xml:space="preserve">1.4 화면 공통 구성 — 헤더</w:t>
       </w:r>
       <w:r>
         <w:rPr>
-          <w:noProof/>
-        </w:rPr>
+          <w:color w:val="333333"/>
+        </w:rPr>
+        <w:tab/>
+      </w:r>
+      <w:r>
+        <w:rPr>
+          <w:color w:val="333333"/>
+        </w:rPr>
+        <w:t>6</w:t>
       </w:r>
     </w:p>
     <w:p>
       <w:pPr>
         <w:pStyle w:val="20"/>
         <w:tabs>
-          <w:tab w:val="right" w:leader="dot" w:pos="9628"/>
+          <w:tab w:val="right" w:leader="dot" w:pos="9340"/>
         </w:tabs>
-        <w:ind w:left="420"/>
-        <w:rPr>
-          <w:rFonts w:asciiTheme="minorHAnsi" w:eastAsiaTheme="minorEastAsia" w:hAnsiTheme="minorHAnsi" w:cstheme="minorBidi"/>
-          <w:noProof/>
-          <w:color w:val="auto"/>
-          <w:kern w:val="2"/>
-          <w:sz w:val="22"/>
-          <w:szCs w:val="24"/>
-          <w14:ligatures w14:val="standardContextual"/>
-        </w:rPr>
-      </w:pPr>
-      <w:r>
-        <w:rPr>
-          <w:rStyle w:val="a5"/>
-          <w:noProof/>
+        <w:spacing w:before="0" w:after="0" w:line="276" w:lineRule="auto"/>
+        <w:ind w:left="0" w:leftChars="0" w:firstLine="760"/>
+        <w:shd w:val="clear" w:color="auto" w:fill="EEF2F8"/>
+      </w:pPr>
+      <w:r>
+        <w:rPr>
+          <w:color w:val="333333"/>
         </w:rPr>
         <w:t xml:space="preserve">1.5 화면 공통 구성 — 도구 머리와 공통 버튼</w:t>
       </w:r>
       <w:r>
         <w:rPr>
-          <w:noProof/>
-        </w:rPr>
+          <w:color w:val="333333"/>
+        </w:rPr>
+        <w:tab/>
+      </w:r>
+      <w:r>
+        <w:rPr>
+          <w:color w:val="333333"/>
+        </w:rPr>
+        <w:t>6</w:t>
       </w:r>
     </w:p>
     <w:p>
       <w:pPr>
         <w:pStyle w:val="20"/>
         <w:tabs>
-          <w:tab w:val="right" w:leader="dot" w:pos="9628"/>
+          <w:tab w:val="right" w:leader="dot" w:pos="9340"/>
         </w:tabs>
-        <w:ind w:left="420"/>
-        <w:rPr>
-          <w:rFonts w:asciiTheme="minorHAnsi" w:eastAsiaTheme="minorEastAsia" w:hAnsiTheme="minorHAnsi" w:cstheme="minorBidi"/>
-          <w:noProof/>
-          <w:color w:val="auto"/>
-          <w:kern w:val="2"/>
-          <w:sz w:val="22"/>
-          <w:szCs w:val="24"/>
-          <w14:ligatures w14:val="standardContextual"/>
-        </w:rPr>
-      </w:pPr>
-      <w:r>
-        <w:rPr>
-          <w:rStyle w:val="a5"/>
-          <w:noProof/>
+        <w:spacing w:before="0" w:after="0" w:line="276" w:lineRule="auto"/>
+        <w:ind w:left="0" w:leftChars="0" w:firstLine="760"/>
+        <w:shd w:val="clear" w:color="auto" w:fill="EEF2F8"/>
+      </w:pPr>
+      <w:r>
+        <w:rPr>
+          <w:color w:val="333333"/>
         </w:rPr>
         <w:t xml:space="preserve">1.6 스냅샷과 프로젝트 파일</w:t>
       </w:r>
       <w:r>
         <w:rPr>
-          <w:noProof/>
-        </w:rPr>
+          <w:color w:val="333333"/>
+        </w:rPr>
+        <w:tab/>
+      </w:r>
+      <w:r>
+        <w:rPr>
+          <w:color w:val="333333"/>
+        </w:rPr>
+        <w:t>8</w:t>
       </w:r>
     </w:p>
     <w:p>
       <w:pPr>
         <w:pStyle w:val="20"/>
         <w:tabs>
-          <w:tab w:val="right" w:leader="dot" w:pos="9628"/>
+          <w:tab w:val="right" w:leader="dot" w:pos="9340"/>
         </w:tabs>
-        <w:ind w:left="420"/>
-        <w:rPr>
-          <w:rFonts w:asciiTheme="minorHAnsi" w:eastAsiaTheme="minorEastAsia" w:hAnsiTheme="minorHAnsi" w:cstheme="minorBidi"/>
-          <w:noProof/>
-          <w:color w:val="auto"/>
-          <w:kern w:val="2"/>
-          <w:sz w:val="22"/>
-          <w:szCs w:val="24"/>
-          <w14:ligatures w14:val="standardContextual"/>
-        </w:rPr>
-      </w:pPr>
-      <w:r>
-        <w:rPr>
-          <w:rStyle w:val="a5"/>
-          <w:noProof/>
+        <w:spacing w:before="0" w:after="0" w:line="276" w:lineRule="auto"/>
+        <w:ind w:left="0" w:leftChars="0" w:firstLine="760"/>
+        <w:shd w:val="clear" w:color="auto" w:fill="EEF2F8"/>
+      </w:pPr>
+      <w:r>
+        <w:rPr>
+          <w:color w:val="333333"/>
         </w:rPr>
         <w:t xml:space="preserve">1.7 공식 계산과 시뮬레이션 — 이 도구의 기본 원칙</w:t>
       </w:r>
       <w:r>
         <w:rPr>
-          <w:noProof/>
-        </w:rPr>
+          <w:color w:val="333333"/>
+        </w:rPr>
+        <w:tab/>
+      </w:r>
+      <w:r>
+        <w:rPr>
+          <w:color w:val="333333"/>
+        </w:rPr>
+        <w:t>8</w:t>
       </w:r>
     </w:p>
     <w:p>
       <w:pPr>
         <w:pStyle w:val="20"/>
         <w:tabs>
-          <w:tab w:val="right" w:leader="dot" w:pos="9628"/>
+          <w:tab w:val="right" w:leader="dot" w:pos="9340"/>
         </w:tabs>
-        <w:ind w:left="420"/>
-        <w:rPr>
-          <w:rFonts w:asciiTheme="minorHAnsi" w:eastAsiaTheme="minorEastAsia" w:hAnsiTheme="minorHAnsi" w:cstheme="minorBidi"/>
-          <w:noProof/>
-          <w:color w:val="auto"/>
-          <w:kern w:val="2"/>
-          <w:sz w:val="22"/>
-          <w:szCs w:val="24"/>
-          <w14:ligatures w14:val="standardContextual"/>
-        </w:rPr>
-      </w:pPr>
-      <w:r>
-        <w:rPr>
-          <w:rStyle w:val="a5"/>
-          <w:noProof/>
+        <w:spacing w:before="0" w:after="0" w:line="276" w:lineRule="auto"/>
+        <w:ind w:left="0" w:leftChars="0" w:firstLine="760"/>
+        <w:shd w:val="clear" w:color="auto" w:fill="EEF2F8"/>
+      </w:pPr>
+      <w:r>
+        <w:rPr>
+          <w:color w:val="333333"/>
         </w:rPr>
         <w:t xml:space="preserve">1.8 공통 기능 — 툴팁·시드·입력 검증·결과 분포·프리셋 비교·기획서</w:t>
       </w:r>
       <w:r>
         <w:rPr>
-          <w:noProof/>
-        </w:rPr>
+          <w:color w:val="333333"/>
+        </w:rPr>
+        <w:tab/>
+      </w:r>
+      <w:r>
+        <w:rPr>
+          <w:color w:val="333333"/>
+        </w:rPr>
+        <w:t>9</w:t>
       </w:r>
     </w:p>
     <w:p>
       <w:pPr>
         <w:pStyle w:val="11"/>
         <w:tabs>
-          <w:tab w:val="right" w:leader="dot" w:pos="9628"/>
+          <w:tab w:val="right" w:leader="dot" w:pos="9340"/>
         </w:tabs>
-        <w:rPr>
-          <w:rFonts w:asciiTheme="minorHAnsi" w:eastAsiaTheme="minorEastAsia" w:hAnsiTheme="minorHAnsi" w:cstheme="minorBidi"/>
-          <w:b w:val="0"/>
-          <w:bCs w:val="0"/>
-          <w:noProof/>
-          <w:color w:val="auto"/>
-          <w:kern w:val="2"/>
-          <w:sz w:val="22"/>
-          <w:szCs w:val="24"/>
-          <w14:ligatures w14:val="standardContextual"/>
-        </w:rPr>
-      </w:pPr>
-      <w:r>
-        <w:rPr>
-          <w:rStyle w:val="a5"/>
-          <w:noProof/>
+        <w:spacing w:before="90" w:after="0" w:line="276" w:lineRule="auto"/>
+        <w:ind w:left="0" w:leftChars="0" w:firstLine="300"/>
+        <w:shd w:val="clear" w:color="auto" w:fill="EEF2F8"/>
+      </w:pPr>
+      <w:r>
+        <w:rPr>
+          <w:b/>
+          <w:color w:val="1F4E9A"/>
         </w:rPr>
         <w:t xml:space="preserve">11. 팀과 공유하기와 자주 묻는 질문</w:t>
       </w:r>
       <w:r>
         <w:rPr>
-          <w:noProof/>
-        </w:rPr>
-        <w:fldChar w:fldCharType="begin"/>
-      </w:r>
-      <w:r>
-        <w:rPr>
-          <w:noProof/>
-        </w:rPr>
-        <w:instrText xml:space="preserve"> PAGEREF _Toc243436662 \h </w:instrText>
-      </w:r>
-      <w:r>
-        <w:rPr>
-          <w:noProof/>
-        </w:rPr>
-      </w:r>
-      <w:r>
-        <w:rPr>
-          <w:noProof/>
-        </w:rPr>
-        <w:fldChar w:fldCharType="separate"/>
-      </w:r>
-      <w:r>
-        <w:rPr>
-          <w:noProof/>
-        </w:rPr>
-        <w:fldChar w:fldCharType="end"/>
+          <w:b/>
+          <w:color w:val="1F4E9A"/>
+        </w:rPr>
+        <w:tab/>
+      </w:r>
+      <w:r>
+        <w:rPr>
+          <w:b/>
+          <w:color w:val="1F4E9A"/>
+        </w:rPr>
+        <w:t>18</w:t>
       </w:r>
     </w:p>
     <w:p>
       <w:pPr>
         <w:pStyle w:val="20"/>
         <w:tabs>
-          <w:tab w:val="right" w:leader="dot" w:pos="9628"/>
+          <w:tab w:val="right" w:leader="dot" w:pos="9340"/>
         </w:tabs>
-        <w:ind w:left="420"/>
-        <w:rPr>
-          <w:rFonts w:asciiTheme="minorHAnsi" w:eastAsiaTheme="minorEastAsia" w:hAnsiTheme="minorHAnsi" w:cstheme="minorBidi"/>
-          <w:noProof/>
-          <w:color w:val="auto"/>
-          <w:kern w:val="2"/>
-          <w:sz w:val="22"/>
-          <w:szCs w:val="24"/>
-          <w14:ligatures w14:val="standardContextual"/>
-        </w:rPr>
-      </w:pPr>
-      <w:r>
-        <w:rPr>
-          <w:rStyle w:val="a5"/>
-          <w:noProof/>
+        <w:spacing w:before="0" w:after="0" w:line="276" w:lineRule="auto"/>
+        <w:ind w:left="0" w:leftChars="0" w:firstLine="760"/>
+        <w:shd w:val="clear" w:color="auto" w:fill="EEF2F8"/>
+      </w:pPr>
+      <w:r>
+        <w:rPr>
+          <w:color w:val="333333"/>
         </w:rPr>
         <w:t xml:space="preserve">11.5 팀과 공유하기</w:t>
       </w:r>
       <w:r>
         <w:rPr>
-          <w:noProof/>
-        </w:rPr>
+          <w:color w:val="333333"/>
+        </w:rPr>
+        <w:tab/>
+      </w:r>
+      <w:r>
+        <w:rPr>
+          <w:color w:val="333333"/>
+        </w:rPr>
+        <w:t>18</w:t>
       </w:r>
     </w:p>
     <w:p>
       <w:pPr>
         <w:pStyle w:val="20"/>
         <w:tabs>
-          <w:tab w:val="right" w:leader="dot" w:pos="9628"/>
+          <w:tab w:val="right" w:leader="dot" w:pos="9340"/>
         </w:tabs>
-        <w:ind w:left="420"/>
-        <w:rPr>
-          <w:rFonts w:asciiTheme="minorHAnsi" w:eastAsiaTheme="minorEastAsia" w:hAnsiTheme="minorHAnsi" w:cstheme="minorBidi"/>
-          <w:noProof/>
-          <w:color w:val="auto"/>
-          <w:kern w:val="2"/>
-          <w:sz w:val="22"/>
-          <w:szCs w:val="24"/>
-          <w14:ligatures w14:val="standardContextual"/>
-        </w:rPr>
-      </w:pPr>
-      <w:r>
-        <w:rPr>
-          <w:rStyle w:val="a5"/>
-          <w:noProof/>
+        <w:spacing w:before="0" w:after="0" w:line="276" w:lineRule="auto"/>
+        <w:ind w:left="0" w:leftChars="0" w:firstLine="760"/>
+        <w:shd w:val="clear" w:color="auto" w:fill="EEF2F8"/>
+      </w:pPr>
+      <w:r>
+        <w:rPr>
+          <w:color w:val="333333"/>
         </w:rPr>
         <w:t xml:space="preserve">11.6 자주 묻는 질문</w:t>
       </w:r>
       <w:r>
         <w:rPr>
-          <w:noProof/>
-        </w:rPr>
+          <w:color w:val="333333"/>
+        </w:rPr>
+        <w:tab/>
+      </w:r>
+      <w:r>
+        <w:rPr>
+          <w:color w:val="333333"/>
+        </w:rPr>
+        <w:t>18</w:t>
       </w:r>
     </w:p>
     <w:p>
       <w:pPr>
         <w:pStyle w:val="11"/>
         <w:tabs>
-          <w:tab w:val="right" w:leader="dot" w:pos="9628"/>
+          <w:tab w:val="right" w:leader="dot" w:pos="9340"/>
         </w:tabs>
-        <w:rPr>
-          <w:rFonts w:asciiTheme="minorHAnsi" w:eastAsiaTheme="minorEastAsia" w:hAnsiTheme="minorHAnsi" w:cstheme="minorBidi"/>
-          <w:b w:val="0"/>
-          <w:bCs w:val="0"/>
-          <w:noProof/>
-          <w:color w:val="auto"/>
-          <w:kern w:val="2"/>
-          <w:sz w:val="22"/>
-          <w:szCs w:val="24"/>
-          <w14:ligatures w14:val="standardContextual"/>
-        </w:rPr>
-      </w:pPr>
-      <w:r>
-        <w:rPr>
-          <w:rStyle w:val="a5"/>
-          <w:noProof/>
+        <w:spacing w:before="90" w:after="0" w:line="276" w:lineRule="auto"/>
+        <w:ind w:left="0" w:leftChars="0" w:firstLine="300"/>
+        <w:shd w:val="clear" w:color="auto" w:fill="EEF2F8"/>
+      </w:pPr>
+      <w:r>
+        <w:rPr>
+          <w:b/>
+          <w:color w:val="1F4E9A"/>
         </w:rPr>
         <w:t xml:space="preserve">부록 — 알고리즘·수학 사전</w:t>
       </w:r>
       <w:r>
         <w:rPr>
-          <w:noProof/>
-        </w:rPr>
-        <w:fldChar w:fldCharType="begin"/>
-      </w:r>
-      <w:r>
-        <w:rPr>
-          <w:noProof/>
-        </w:rPr>
-        <w:instrText xml:space="preserve"> PAGEREF _Toc243436662 \h </w:instrText>
-      </w:r>
-      <w:r>
-        <w:rPr>
-          <w:noProof/>
-        </w:rPr>
-      </w:r>
-      <w:r>
-        <w:rPr>
-          <w:noProof/>
-        </w:rPr>
-        <w:fldChar w:fldCharType="separate"/>
-      </w:r>
-      <w:r>
-        <w:rPr>
-          <w:noProof/>
-        </w:rPr>
-        <w:fldChar w:fldCharType="end"/>
+          <w:b/>
+          <w:color w:val="1F4E9A"/>
+        </w:rPr>
+        <w:tab/>
+      </w:r>
+      <w:r>
+        <w:rPr>
+          <w:b/>
+          <w:color w:val="1F4E9A"/>
+        </w:rPr>
+        <w:t>21</w:t>
       </w:r>
     </w:p>
     <w:p>
       <w:pPr>
         <w:pStyle w:val="20"/>
         <w:tabs>
-          <w:tab w:val="right" w:leader="dot" w:pos="9628"/>
+          <w:tab w:val="right" w:leader="dot" w:pos="9340"/>
         </w:tabs>
-        <w:ind w:left="420"/>
-        <w:rPr>
-          <w:rFonts w:asciiTheme="minorHAnsi" w:eastAsiaTheme="minorEastAsia" w:hAnsiTheme="minorHAnsi" w:cstheme="minorBidi"/>
-          <w:noProof/>
-          <w:color w:val="auto"/>
-          <w:kern w:val="2"/>
-          <w:sz w:val="22"/>
-          <w:szCs w:val="24"/>
-          <w14:ligatures w14:val="standardContextual"/>
-        </w:rPr>
-      </w:pPr>
-      <w:r>
-        <w:rPr>
-          <w:rStyle w:val="a5"/>
-          <w:noProof/>
+        <w:spacing w:before="0" w:after="320" w:line="276" w:lineRule="auto"/>
+        <w:ind w:left="0" w:leftChars="0" w:firstLine="760"/>
+        <w:shd w:val="clear" w:color="auto" w:fill="EEF2F8"/>
+      </w:pPr>
+      <w:r>
+        <w:rPr>
+          <w:color w:val="333333"/>
         </w:rPr>
         <w:t xml:space="preserve">A.1 여러 도구가 함께 쓰는 방법</w:t>
       </w:r>
       <w:r>
         <w:rPr>
-          <w:noProof/>
-        </w:rPr>
+          <w:color w:val="333333"/>
+        </w:rPr>
+        <w:tab/>
+      </w:r>
+      <w:r>
+        <w:rPr>
+          <w:color w:val="333333"/>
+        </w:rPr>
+        <w:t>21</w:t>
       </w:r>
       <w:r>
         <w:fldChar w:fldCharType="end"/>
